--- a/05.Introduccion-al-griego/Alfabeto.docx
+++ b/05.Introduccion-al-griego/Alfabeto.docx
@@ -1,6 +1,6 @@
 
 <file path=word/document.xml><?xml version="1.0" encoding="utf-8"?>
-<w:document xmlns:wpc="http://schemas.microsoft.com/office/word/2010/wordprocessingCanvas" xmlns:cx="http://schemas.microsoft.com/office/drawing/2014/chartex" xmlns:cx1="http://schemas.microsoft.com/office/drawing/2015/9/8/chartex" xmlns:cx2="http://schemas.microsoft.com/office/drawing/2015/10/21/chartex" xmlns:cx3="http://schemas.microsoft.com/office/drawing/2016/5/9/chartex" xmlns:cx4="http://schemas.microsoft.com/office/drawing/2016/5/10/chartex" xmlns:cx5="http://schemas.microsoft.com/office/drawing/2016/5/11/chartex" xmlns:cx6="http://schemas.microsoft.com/office/drawing/2016/5/12/chartex" xmlns:cx7="http://schemas.microsoft.com/office/drawing/2016/5/13/chartex" xmlns:cx8="http://schemas.microsoft.com/office/drawing/2016/5/14/chartex" xmlns:mc="http://schemas.openxmlformats.org/markup-compatibility/2006" xmlns:aink="http://schemas.microsoft.com/office/drawing/2016/ink" xmlns:am3d="http://schemas.microsoft.com/office/drawing/2017/model3d" xmlns:o="urn:schemas-microsoft-com:office:office" xmlns:r="http://schemas.openxmlformats.org/officeDocument/2006/relationships" xmlns:m="http://schemas.openxmlformats.org/officeDocument/2006/math" xmlns:v="urn:schemas-microsoft-com:vml" xmlns:wp14="http://schemas.microsoft.com/office/word/2010/wordprocessingDrawing" xmlns:wp="http://schemas.openxmlformats.org/drawingml/2006/wordprocessingDrawing" xmlns:w10="urn:schemas-microsoft-com:office:word" xmlns:w="http://schemas.openxmlformats.org/wordprocessingml/2006/main" xmlns:w14="http://schemas.microsoft.com/office/word/2010/wordml" xmlns:w15="http://schemas.microsoft.com/office/word/2012/wordml" xmlns:w16cex="http://schemas.microsoft.com/office/word/2018/wordml/cex" xmlns:w16cid="http://schemas.microsoft.com/office/word/2016/wordml/cid" xmlns:w16="http://schemas.microsoft.com/office/word/2018/wordml" xmlns:w16sdtdh="http://schemas.microsoft.com/office/word/2020/wordml/sdtdatahash" xmlns:w16se="http://schemas.microsoft.com/office/word/2015/wordml/symex" xmlns:wpg="http://schemas.microsoft.com/office/word/2010/wordprocessingGroup" xmlns:wpi="http://schemas.microsoft.com/office/word/2010/wordprocessingInk" xmlns:wne="http://schemas.microsoft.com/office/word/2006/wordml" xmlns:wps="http://schemas.microsoft.com/office/word/2010/wordprocessingShape" mc:Ignorable="w14 w15 w16se w16cid w16 w16cex w16sdtdh wp14">
+<w:document xmlns:wpc="http://schemas.microsoft.com/office/word/2010/wordprocessingCanvas" xmlns:cx="http://schemas.microsoft.com/office/drawing/2014/chartex" xmlns:cx1="http://schemas.microsoft.com/office/drawing/2015/9/8/chartex" xmlns:cx2="http://schemas.microsoft.com/office/drawing/2015/10/21/chartex" xmlns:cx3="http://schemas.microsoft.com/office/drawing/2016/5/9/chartex" xmlns:cx4="http://schemas.microsoft.com/office/drawing/2016/5/10/chartex" xmlns:cx5="http://schemas.microsoft.com/office/drawing/2016/5/11/chartex" xmlns:cx6="http://schemas.microsoft.com/office/drawing/2016/5/12/chartex" xmlns:cx7="http://schemas.microsoft.com/office/drawing/2016/5/13/chartex" xmlns:cx8="http://schemas.microsoft.com/office/drawing/2016/5/14/chartex" xmlns:mc="http://schemas.openxmlformats.org/markup-compatibility/2006" xmlns:aink="http://schemas.microsoft.com/office/drawing/2016/ink" xmlns:am3d="http://schemas.microsoft.com/office/drawing/2017/model3d" xmlns:o="urn:schemas-microsoft-com:office:office" xmlns:oel="http://schemas.microsoft.com/office/2019/extlst" xmlns:r="http://schemas.openxmlformats.org/officeDocument/2006/relationships" xmlns:m="http://schemas.openxmlformats.org/officeDocument/2006/math" xmlns:v="urn:schemas-microsoft-com:vml" xmlns:wp14="http://schemas.microsoft.com/office/word/2010/wordprocessingDrawing" xmlns:wp="http://schemas.openxmlformats.org/drawingml/2006/wordprocessingDrawing" xmlns:w10="urn:schemas-microsoft-com:office:word" xmlns:w="http://schemas.openxmlformats.org/wordprocessingml/2006/main" xmlns:w14="http://schemas.microsoft.com/office/word/2010/wordml" xmlns:w15="http://schemas.microsoft.com/office/word/2012/wordml" xmlns:w16cex="http://schemas.microsoft.com/office/word/2018/wordml/cex" xmlns:w16cid="http://schemas.microsoft.com/office/word/2016/wordml/cid" xmlns:w16="http://schemas.microsoft.com/office/word/2018/wordml" xmlns:w16du="http://schemas.microsoft.com/office/word/2023/wordml/word16du" xmlns:w16sdtdh="http://schemas.microsoft.com/office/word/2020/wordml/sdtdatahash" xmlns:w16sdtfl="http://schemas.microsoft.com/office/word/2024/wordml/sdtformatlock" xmlns:w16se="http://schemas.microsoft.com/office/word/2015/wordml/symex" xmlns:wpg="http://schemas.microsoft.com/office/word/2010/wordprocessingGroup" xmlns:wpi="http://schemas.microsoft.com/office/word/2010/wordprocessingInk" xmlns:wne="http://schemas.microsoft.com/office/word/2006/wordml" xmlns:wps="http://schemas.microsoft.com/office/word/2010/wordprocessingShape" mc:Ignorable="w14 w15 w16se w16cid w16 w16cex w16sdtdh w16sdtfl w16du wp14">
   <w:body>
     <w:p>
       <w:r>
@@ -58,15 +58,7 @@
     <w:p/>
     <w:p>
       <w:r>
-        <w:t>#</w:t>
-      </w:r>
-      <w:proofErr w:type="gramStart"/>
-      <w:r>
-        <w:t>ejercicios</w:t>
-      </w:r>
-      <w:proofErr w:type="gramEnd"/>
-      <w:r>
-        <w:t>:</w:t>
+        <w:t>#ejercicios:</w:t>
       </w:r>
     </w:p>
     <w:p>
@@ -76,7 +68,15 @@
       </w:r>
       <w:proofErr w:type="spellEnd"/>
       <w:r>
-        <w:t xml:space="preserve"> una nota </w:t>
+        <w:t xml:space="preserve"> </w:t>
+      </w:r>
+      <w:proofErr w:type="spellStart"/>
+      <w:r>
+        <w:t>una</w:t>
+      </w:r>
+      <w:proofErr w:type="spellEnd"/>
+      <w:r>
+        <w:t xml:space="preserve"> nota </w:t>
       </w:r>
       <w:proofErr w:type="spellStart"/>
       <w:r>
@@ -151,9 +151,123 @@
           <w:numId w:val="3"/>
         </w:numPr>
       </w:pPr>
-      <w:proofErr w:type="spellStart"/>
-      <w:r>
-        <w:t>Voz</w:t>
+      <w:r>
+        <w:t>Voz (</w:t>
+      </w:r>
+      <w:proofErr w:type="spellStart"/>
+      <w:r>
+        <w:t>activo</w:t>
+      </w:r>
+      <w:proofErr w:type="spellEnd"/>
+      <w:r>
+        <w:t xml:space="preserve">, medio, </w:t>
+      </w:r>
+      <w:proofErr w:type="spellStart"/>
+      <w:r>
+        <w:t>pasivo</w:t>
+      </w:r>
+      <w:proofErr w:type="spellEnd"/>
+      <w:r>
+        <w:t xml:space="preserve">) </w:t>
+      </w:r>
+    </w:p>
+    <w:p>
+      <w:proofErr w:type="spellStart"/>
+      <w:r>
+        <w:t>Indicativ</w:t>
+      </w:r>
+      <w:r>
+        <w:t>o</w:t>
+      </w:r>
+      <w:proofErr w:type="spellEnd"/>
+      <w:r>
+        <w:t xml:space="preserve"> – </w:t>
+      </w:r>
+      <w:proofErr w:type="spellStart"/>
+      <w:r>
+        <w:t>una</w:t>
+      </w:r>
+      <w:proofErr w:type="spellEnd"/>
+      <w:r>
+        <w:t xml:space="preserve"> </w:t>
+      </w:r>
+      <w:proofErr w:type="spellStart"/>
+      <w:r>
+        <w:t>afirmación</w:t>
+      </w:r>
+      <w:proofErr w:type="spellEnd"/>
+      <w:r>
+        <w:t xml:space="preserve"> </w:t>
+      </w:r>
+      <w:proofErr w:type="spellStart"/>
+      <w:r>
+        <w:t>esta</w:t>
+      </w:r>
+      <w:proofErr w:type="spellEnd"/>
+      <w:r>
+        <w:t xml:space="preserve"> </w:t>
+      </w:r>
+      <w:proofErr w:type="spellStart"/>
+      <w:r>
+        <w:t>siendeo</w:t>
+      </w:r>
+      <w:proofErr w:type="spellEnd"/>
+      <w:r>
+        <w:t xml:space="preserve"> </w:t>
+      </w:r>
+      <w:proofErr w:type="spellStart"/>
+      <w:r>
+        <w:t>hecha</w:t>
+      </w:r>
+      <w:proofErr w:type="spellEnd"/>
+      <w:r>
+        <w:t xml:space="preserve"> (el dice) </w:t>
+      </w:r>
+    </w:p>
+    <w:p>
+      <w:proofErr w:type="spellStart"/>
+      <w:r>
+        <w:t>Subjuntivo</w:t>
+      </w:r>
+      <w:proofErr w:type="spellEnd"/>
+      <w:r>
+        <w:t xml:space="preserve"> – </w:t>
+      </w:r>
+      <w:proofErr w:type="spellStart"/>
+      <w:r>
+        <w:t>una</w:t>
+      </w:r>
+      <w:proofErr w:type="spellEnd"/>
+      <w:r>
+        <w:t xml:space="preserve"> </w:t>
+      </w:r>
+      <w:proofErr w:type="spellStart"/>
+      <w:r>
+        <w:t>proyección</w:t>
+      </w:r>
+      <w:proofErr w:type="spellEnd"/>
+      <w:r>
+        <w:t xml:space="preserve">, </w:t>
+      </w:r>
+      <w:proofErr w:type="spellStart"/>
+      <w:r>
+        <w:t>una</w:t>
+      </w:r>
+      <w:proofErr w:type="spellEnd"/>
+      <w:r>
+        <w:t xml:space="preserve"> </w:t>
+      </w:r>
+      <w:proofErr w:type="spellStart"/>
+      <w:r>
+        <w:t>posibilidad</w:t>
+      </w:r>
+      <w:proofErr w:type="spellEnd"/>
+      <w:r>
+        <w:t xml:space="preserve"> </w:t>
+      </w:r>
+      <w:proofErr w:type="spellStart"/>
+      <w:r>
+        <w:t>inidcada</w:t>
       </w:r>
       <w:proofErr w:type="spellEnd"/>
       <w:r>
@@ -161,28 +275,7 @@
       </w:r>
       <w:proofErr w:type="spellStart"/>
       <w:r>
-        <w:t>activo</w:t>
-      </w:r>
-      <w:proofErr w:type="spellEnd"/>
-      <w:r>
-        <w:t xml:space="preserve">, medio, </w:t>
-      </w:r>
-      <w:proofErr w:type="spellStart"/>
-      <w:r>
-        <w:t>pasivo</w:t>
-      </w:r>
-      <w:proofErr w:type="spellEnd"/>
-      <w:r>
-        <w:t xml:space="preserve">) </w:t>
-      </w:r>
-    </w:p>
-    <w:p>
-      <w:r>
-        <w:t xml:space="preserve">Indicative – una </w:t>
-      </w:r>
-      <w:proofErr w:type="spellStart"/>
-      <w:r>
-        <w:t>afirmación</w:t>
+        <w:t>el</w:t>
       </w:r>
       <w:proofErr w:type="spellEnd"/>
       <w:r>
@@ -190,7 +283,7 @@
       </w:r>
       <w:proofErr w:type="spellStart"/>
       <w:r>
-        <w:t>esta</w:t>
+        <w:t>posiblemente</w:t>
       </w:r>
       <w:proofErr w:type="spellEnd"/>
       <w:r>
@@ -198,7 +291,44 @@
       </w:r>
       <w:proofErr w:type="spellStart"/>
       <w:r>
-        <w:t>siendeo</w:t>
+        <w:t>dirá</w:t>
+      </w:r>
+      <w:proofErr w:type="spellEnd"/>
+      <w:r>
+        <w:t>)</w:t>
+      </w:r>
+    </w:p>
+    <w:p>
+      <w:r>
+        <w:t>Imperativ</w:t>
+      </w:r>
+      <w:r>
+        <w:t>o</w:t>
+      </w:r>
+      <w:r>
+        <w:t xml:space="preserve"> – </w:t>
+      </w:r>
+      <w:proofErr w:type="spellStart"/>
+      <w:r>
+        <w:t>directiv</w:t>
+      </w:r>
+      <w:r>
+        <w:t>a</w:t>
+      </w:r>
+      <w:proofErr w:type="spellEnd"/>
+    </w:p>
+    <w:p>
+      <w:proofErr w:type="spellStart"/>
+      <w:r>
+        <w:t>Optativo</w:t>
+      </w:r>
+      <w:proofErr w:type="spellEnd"/>
+      <w:r>
+        <w:t xml:space="preserve"> – similar al </w:t>
+      </w:r>
+      <w:proofErr w:type="spellStart"/>
+      <w:r>
+        <w:t>subjuntivo</w:t>
       </w:r>
       <w:proofErr w:type="spellEnd"/>
       <w:r>
@@ -206,95 +336,6 @@
       </w:r>
       <w:proofErr w:type="spellStart"/>
       <w:r>
-        <w:t>hecha</w:t>
-      </w:r>
-      <w:proofErr w:type="spellEnd"/>
-      <w:r>
-        <w:t xml:space="preserve"> (el dice) </w:t>
-      </w:r>
-    </w:p>
-    <w:p>
-      <w:proofErr w:type="spellStart"/>
-      <w:r>
-        <w:t>Subjuntivo</w:t>
-      </w:r>
-      <w:proofErr w:type="spellEnd"/>
-      <w:r>
-        <w:t xml:space="preserve"> – una </w:t>
-      </w:r>
-      <w:proofErr w:type="spellStart"/>
-      <w:r>
-        <w:t>proyección</w:t>
-      </w:r>
-      <w:proofErr w:type="spellEnd"/>
-      <w:r>
-        <w:t xml:space="preserve">, una </w:t>
-      </w:r>
-      <w:proofErr w:type="spellStart"/>
-      <w:r>
-        <w:t>posibilidad</w:t>
-      </w:r>
-      <w:proofErr w:type="spellEnd"/>
-      <w:r>
-        <w:t xml:space="preserve"> </w:t>
-      </w:r>
-      <w:proofErr w:type="spellStart"/>
-      <w:r>
-        <w:t>inidcada</w:t>
-      </w:r>
-      <w:proofErr w:type="spellEnd"/>
-      <w:r>
-        <w:t xml:space="preserve"> (el </w:t>
-      </w:r>
-      <w:proofErr w:type="spellStart"/>
-      <w:r>
-        <w:t>posiblemente</w:t>
-      </w:r>
-      <w:proofErr w:type="spellEnd"/>
-      <w:r>
-        <w:t xml:space="preserve"> </w:t>
-      </w:r>
-      <w:proofErr w:type="spellStart"/>
-      <w:r>
-        <w:t>dirá</w:t>
-      </w:r>
-      <w:proofErr w:type="spellEnd"/>
-      <w:r>
-        <w:t>)</w:t>
-      </w:r>
-    </w:p>
-    <w:p>
-      <w:r>
-        <w:t xml:space="preserve">Imperative – </w:t>
-      </w:r>
-      <w:proofErr w:type="spellStart"/>
-      <w:r>
-        <w:t>directiv</w:t>
-      </w:r>
-      <w:r>
-        <w:t>a</w:t>
-      </w:r>
-      <w:proofErr w:type="spellEnd"/>
-    </w:p>
-    <w:p>
-      <w:proofErr w:type="spellStart"/>
-      <w:r>
-        <w:t>Optativo</w:t>
-      </w:r>
-      <w:proofErr w:type="spellEnd"/>
-      <w:r>
-        <w:t xml:space="preserve"> – similar al </w:t>
-      </w:r>
-      <w:proofErr w:type="spellStart"/>
-      <w:r>
-        <w:t>subjuntivo</w:t>
-      </w:r>
-      <w:proofErr w:type="spellEnd"/>
-      <w:r>
-        <w:t xml:space="preserve"> </w:t>
-      </w:r>
-      <w:proofErr w:type="spellStart"/>
-      <w:r>
         <w:t>pero</w:t>
       </w:r>
       <w:proofErr w:type="spellEnd"/>
@@ -310,15 +351,7 @@
         <w:t xml:space="preserve">. </w:t>
       </w:r>
       <w:r>
-        <w:t>(</w:t>
-      </w:r>
-      <w:proofErr w:type="gramStart"/>
-      <w:r>
-        <w:t>probably</w:t>
-      </w:r>
-      <w:proofErr w:type="gramEnd"/>
-      <w:r>
-        <w:t xml:space="preserve"> not)</w:t>
+        <w:t>(probably not)</w:t>
       </w:r>
     </w:p>
     <w:p>
@@ -360,11 +393,9 @@
           <w:numId w:val="2"/>
         </w:numPr>
       </w:pPr>
-      <w:proofErr w:type="spellStart"/>
       <w:r>
         <w:t>Strongs</w:t>
       </w:r>
-      <w:proofErr w:type="spellEnd"/>
     </w:p>
     <w:p>
       <w:pPr>
@@ -425,7 +456,7 @@
 </file>
 
 <file path=word/numbering.xml><?xml version="1.0" encoding="utf-8"?>
-<w:numbering xmlns:wpc="http://schemas.microsoft.com/office/word/2010/wordprocessingCanvas" xmlns:cx="http://schemas.microsoft.com/office/drawing/2014/chartex" xmlns:cx1="http://schemas.microsoft.com/office/drawing/2015/9/8/chartex" xmlns:cx2="http://schemas.microsoft.com/office/drawing/2015/10/21/chartex" xmlns:cx3="http://schemas.microsoft.com/office/drawing/2016/5/9/chartex" xmlns:cx4="http://schemas.microsoft.com/office/drawing/2016/5/10/chartex" xmlns:cx5="http://schemas.microsoft.com/office/drawing/2016/5/11/chartex" xmlns:cx6="http://schemas.microsoft.com/office/drawing/2016/5/12/chartex" xmlns:cx7="http://schemas.microsoft.com/office/drawing/2016/5/13/chartex" xmlns:cx8="http://schemas.microsoft.com/office/drawing/2016/5/14/chartex" xmlns:mc="http://schemas.openxmlformats.org/markup-compatibility/2006" xmlns:aink="http://schemas.microsoft.com/office/drawing/2016/ink" xmlns:am3d="http://schemas.microsoft.com/office/drawing/2017/model3d" xmlns:o="urn:schemas-microsoft-com:office:office" xmlns:r="http://schemas.openxmlformats.org/officeDocument/2006/relationships" xmlns:m="http://schemas.openxmlformats.org/officeDocument/2006/math" xmlns:v="urn:schemas-microsoft-com:vml" xmlns:wp14="http://schemas.microsoft.com/office/word/2010/wordprocessingDrawing" xmlns:wp="http://schemas.openxmlformats.org/drawingml/2006/wordprocessingDrawing" xmlns:w10="urn:schemas-microsoft-com:office:word" xmlns:w="http://schemas.openxmlformats.org/wordprocessingml/2006/main" xmlns:w14="http://schemas.microsoft.com/office/word/2010/wordml" xmlns:w15="http://schemas.microsoft.com/office/word/2012/wordml" xmlns:w16cex="http://schemas.microsoft.com/office/word/2018/wordml/cex" xmlns:w16cid="http://schemas.microsoft.com/office/word/2016/wordml/cid" xmlns:w16="http://schemas.microsoft.com/office/word/2018/wordml" xmlns:w16sdtdh="http://schemas.microsoft.com/office/word/2020/wordml/sdtdatahash" xmlns:w16se="http://schemas.microsoft.com/office/word/2015/wordml/symex" xmlns:wpg="http://schemas.microsoft.com/office/word/2010/wordprocessingGroup" xmlns:wpi="http://schemas.microsoft.com/office/word/2010/wordprocessingInk" xmlns:wne="http://schemas.microsoft.com/office/word/2006/wordml" xmlns:wps="http://schemas.microsoft.com/office/word/2010/wordprocessingShape" mc:Ignorable="w14 w15 w16se w16cid w16 w16cex w16sdtdh wp14">
+<w:numbering xmlns:wpc="http://schemas.microsoft.com/office/word/2010/wordprocessingCanvas" xmlns:cx="http://schemas.microsoft.com/office/drawing/2014/chartex" xmlns:cx1="http://schemas.microsoft.com/office/drawing/2015/9/8/chartex" xmlns:cx2="http://schemas.microsoft.com/office/drawing/2015/10/21/chartex" xmlns:cx3="http://schemas.microsoft.com/office/drawing/2016/5/9/chartex" xmlns:cx4="http://schemas.microsoft.com/office/drawing/2016/5/10/chartex" xmlns:cx5="http://schemas.microsoft.com/office/drawing/2016/5/11/chartex" xmlns:cx6="http://schemas.microsoft.com/office/drawing/2016/5/12/chartex" xmlns:cx7="http://schemas.microsoft.com/office/drawing/2016/5/13/chartex" xmlns:cx8="http://schemas.microsoft.com/office/drawing/2016/5/14/chartex" xmlns:mc="http://schemas.openxmlformats.org/markup-compatibility/2006" xmlns:aink="http://schemas.microsoft.com/office/drawing/2016/ink" xmlns:am3d="http://schemas.microsoft.com/office/drawing/2017/model3d" xmlns:o="urn:schemas-microsoft-com:office:office" xmlns:oel="http://schemas.microsoft.com/office/2019/extlst" xmlns:r="http://schemas.openxmlformats.org/officeDocument/2006/relationships" xmlns:m="http://schemas.openxmlformats.org/officeDocument/2006/math" xmlns:v="urn:schemas-microsoft-com:vml" xmlns:wp14="http://schemas.microsoft.com/office/word/2010/wordprocessingDrawing" xmlns:wp="http://schemas.openxmlformats.org/drawingml/2006/wordprocessingDrawing" xmlns:w10="urn:schemas-microsoft-com:office:word" xmlns:w="http://schemas.openxmlformats.org/wordprocessingml/2006/main" xmlns:w14="http://schemas.microsoft.com/office/word/2010/wordml" xmlns:w15="http://schemas.microsoft.com/office/word/2012/wordml" xmlns:w16cex="http://schemas.microsoft.com/office/word/2018/wordml/cex" xmlns:w16cid="http://schemas.microsoft.com/office/word/2016/wordml/cid" xmlns:w16="http://schemas.microsoft.com/office/word/2018/wordml" xmlns:w16du="http://schemas.microsoft.com/office/word/2023/wordml/word16du" xmlns:w16sdtdh="http://schemas.microsoft.com/office/word/2020/wordml/sdtdatahash" xmlns:w16sdtfl="http://schemas.microsoft.com/office/word/2024/wordml/sdtformatlock" xmlns:w16se="http://schemas.microsoft.com/office/word/2015/wordml/symex" xmlns:wpg="http://schemas.microsoft.com/office/word/2010/wordprocessingGroup" xmlns:wpi="http://schemas.microsoft.com/office/word/2010/wordprocessingInk" xmlns:wne="http://schemas.microsoft.com/office/word/2006/wordml" xmlns:wps="http://schemas.microsoft.com/office/word/2010/wordprocessingShape" mc:Ignorable="w14 w15 w16se w16cid w16 w16cex w16sdtdh w16sdtfl w16du wp14">
   <w:abstractNum w:abstractNumId="0" w15:restartNumberingAfterBreak="0">
     <w:nsid w:val="0944146B"/>
     <w:multiLevelType w:val="hybridMultilevel"/>
@@ -775,7 +806,7 @@
 </file>
 
 <file path=word/styles.xml><?xml version="1.0" encoding="utf-8"?>
-<w:styles xmlns:mc="http://schemas.openxmlformats.org/markup-compatibility/2006" xmlns:r="http://schemas.openxmlformats.org/officeDocument/2006/relationships" xmlns:w="http://schemas.openxmlformats.org/wordprocessingml/2006/main" xmlns:w14="http://schemas.microsoft.com/office/word/2010/wordml" xmlns:w15="http://schemas.microsoft.com/office/word/2012/wordml" xmlns:w16cex="http://schemas.microsoft.com/office/word/2018/wordml/cex" xmlns:w16cid="http://schemas.microsoft.com/office/word/2016/wordml/cid" xmlns:w16="http://schemas.microsoft.com/office/word/2018/wordml" xmlns:w16sdtdh="http://schemas.microsoft.com/office/word/2020/wordml/sdtdatahash" xmlns:w16se="http://schemas.microsoft.com/office/word/2015/wordml/symex" mc:Ignorable="w14 w15 w16se w16cid w16 w16cex w16sdtdh">
+<w:styles xmlns:mc="http://schemas.openxmlformats.org/markup-compatibility/2006" xmlns:r="http://schemas.openxmlformats.org/officeDocument/2006/relationships" xmlns:w="http://schemas.openxmlformats.org/wordprocessingml/2006/main" xmlns:w14="http://schemas.microsoft.com/office/word/2010/wordml" xmlns:w15="http://schemas.microsoft.com/office/word/2012/wordml" xmlns:w16cex="http://schemas.microsoft.com/office/word/2018/wordml/cex" xmlns:w16cid="http://schemas.microsoft.com/office/word/2016/wordml/cid" xmlns:w16="http://schemas.microsoft.com/office/word/2018/wordml" xmlns:w16du="http://schemas.microsoft.com/office/word/2023/wordml/word16du" xmlns:w16sdtdh="http://schemas.microsoft.com/office/word/2020/wordml/sdtdatahash" xmlns:w16sdtfl="http://schemas.microsoft.com/office/word/2024/wordml/sdtformatlock" xmlns:w16se="http://schemas.microsoft.com/office/word/2015/wordml/symex" mc:Ignorable="w14 w15 w16se w16cid w16 w16cex w16sdtdh w16sdtfl w16du">
   <w:docDefaults>
     <w:rPrDefault>
       <w:rPr>
@@ -1230,6 +1261,18 @@
       <w:contextualSpacing/>
     </w:pPr>
   </w:style>
+  <w:style w:type="character" w:styleId="FollowedHyperlink">
+    <w:name w:val="FollowedHyperlink"/>
+    <w:basedOn w:val="DefaultParagraphFont"/>
+    <w:uiPriority w:val="99"/>
+    <w:semiHidden/>
+    <w:unhideWhenUsed/>
+    <w:rsid w:val="00156553"/>
+    <w:rPr>
+      <w:color w:val="954F72" w:themeColor="followedHyperlink"/>
+      <w:u w:val="single"/>
+    </w:rPr>
+  </w:style>
 </w:styles>
 </file>
 
